--- a/uk-civil-engineering-genai-exposure/03_Cover_Letter.docx
+++ b/uk-civil-engineering-genai-exposure/03_Cover_Letter.docx
@@ -136,7 +136,7 @@
           <w:i w:val="0"/>
           <w:sz w:val="24"/>
         </w:rPr>
-        <w:t>I confirm that the work is original, has not been published, and is not under consideration elsewhere. I am the sole author and approve this submission. There are no competing interests. The research received no specific grant from any funding agency. A complete replication package is supplied as supplementary material.</w:t>
+        <w:t>I confirm that the work is original, has not been published, and is not under consideration elsewhere. I am the sole author and approve this submission. There are no competing interests. The research received no specific grant from any funding agency. Supplementary tables and figures are included; the full replication package is available on request.</w:t>
       </w:r>
     </w:p>
     <w:p>
